--- a/la-marque/대본/3부/05화_La_force_de_vente.docx
+++ b/la-marque/대본/3부/05화_La_force_de_vente.docx
@@ -440,7 +440,7 @@
           <w:bCs/>
           <w:b/>
         </w:rPr>
-        <w:t xml:space="preserve">첫 전화: 안시 벨 리브 관리실 르블랑, 50개 — 주사는 피부관리사 제시카(바르셀로나 수료증), 모렐 의사는 목요일</w:t>
+        <w:t xml:space="preserve">첫 전화: 안시 벨 리브 관리실 르블랑, 50개 — 주사는 피부관리사 제시카(바르셀로나 수료증), 퓌졸 의사는 목요일</w:t>
       </w:r>
       <w:r>
         <w:rPr>
@@ -510,7 +510,7 @@
           <w:bCs/>
           <w:b/>
         </w:rPr>
-        <w:t xml:space="preserve">, 모렐이 직접 주사하면 무료 교육 → 르블랑</w:t>
+        <w:t xml:space="preserve">, 퓌졸이 직접 주사하면 무료 교육 → 르블랑</w:t>
       </w:r>
       <w:r>
         <w:rPr>
@@ -1433,15 +1433,15 @@
         <w:pStyle w:val="BodyText"/>
       </w:pPr>
       <w:r>
-        <w:t xml:space="preserve">LEBLANC: Mais il y a un médecin ! Le docteur Morel vient le jeudi. Il signera le bon.</w:t>
-      </w:r>
-    </w:p>
-    <w:p>
-      <w:pPr>
-        <w:pStyle w:val="BodyText"/>
-      </w:pPr>
-      <w:r>
-        <w:t xml:space="preserve">NORA: Le docteur Morel injecte lui-même, le jeudi ?</w:t>
+        <w:t xml:space="preserve">LEBLANC: Mais il y a un médecin ! Le docteur Pujol vient le jeudi. Il signera le bon.</w:t>
+      </w:r>
+    </w:p>
+    <w:p>
+      <w:pPr>
+        <w:pStyle w:val="BodyText"/>
+      </w:pPr>
+      <w:r>
+        <w:t xml:space="preserve">NORA: Le docteur Pujol injecte lui-même, le jeudi ?</w:t>
       </w:r>
     </w:p>
     <w:p>
@@ -1505,7 +1505,7 @@
         <w:pStyle w:val="BodyText"/>
       </w:pPr>
       <w:r>
-        <w:t xml:space="preserve">NORA: Je perds une commande, madame. Je ne perds pas une patiente. Si le docteur Morel veut injecter lui-même, dans son propre cabinet, je serai ravie de venir le former, gratuitement, et de le livrer dès la semaine prochaine.</w:t>
+        <w:t xml:space="preserve">NORA: Je perds une commande, madame. Je ne perds pas une patiente. Si le docteur Pujol veut injecter lui-même, dans son propre cabinet, je serai ravie de venir le former, gratuitement, et de le livrer dès la semaine prochaine.</w:t>
       </w:r>
     </w:p>
     <w:p>
@@ -1603,7 +1603,7 @@
         <w:pStyle w:val="BodyText"/>
       </w:pPr>
       <w:r>
-        <w:t xml:space="preserve">INES: Et Morel ? Un médecin qui signe pour une esthéticienne, ça me dégoûte un peu.</w:t>
+        <w:t xml:space="preserve">INES: Et Pujol ? Un médecin qui signe pour une esthéticienne, ça me dégoûte un peu.</w:t>
       </w:r>
     </w:p>
     <w:p>
@@ -4109,15 +4109,15 @@
         <w:pStyle w:val="BodyText"/>
       </w:pPr>
       <w:r>
-        <w:t xml:space="preserve">르블랑: 의사 있어요! 모렐 선생님이 목요일마다 와요. 주문서에 서명해 줄 거예요.</w:t>
-      </w:r>
-    </w:p>
-    <w:p>
-      <w:pPr>
-        <w:pStyle w:val="BodyText"/>
-      </w:pPr>
-      <w:r>
-        <w:t xml:space="preserve">노라: 모렐 선생님이 목요일에 직접 주사하시나요?</w:t>
+        <w:t xml:space="preserve">르블랑: 의사 있어요! 퓌졸 선생님이 목요일마다 와요. 주문서에 서명해 줄 거예요.</w:t>
+      </w:r>
+    </w:p>
+    <w:p>
+      <w:pPr>
+        <w:pStyle w:val="BodyText"/>
+      </w:pPr>
+      <w:r>
+        <w:t xml:space="preserve">노라: 퓌졸 선생님이 목요일에 직접 주사하시나요?</w:t>
       </w:r>
     </w:p>
     <w:p>
@@ -4181,7 +4181,7 @@
         <w:pStyle w:val="BodyText"/>
       </w:pPr>
       <w:r>
-        <w:t xml:space="preserve">노라: 주문 하나를 놓치는 거죠, 고객님. 환자를 잃는 게 아니라. 모렐 선생님이 자기 진료실에서 직접 주사하시겠다면, 기꺼이 무료로 교육해 드리고 다음 주에 바로 배송해 드릴게요.</w:t>
+        <w:t xml:space="preserve">노라: 주문 하나를 놓치는 거죠, 고객님. 환자를 잃는 게 아니라. 퓌졸 선생님이 자기 진료실에서 직접 주사하시겠다면, 기꺼이 무료로 교육해 드리고 다음 주에 바로 배송해 드릴게요.</w:t>
       </w:r>
     </w:p>
     <w:p>
@@ -4279,7 +4279,7 @@
         <w:pStyle w:val="BodyText"/>
       </w:pPr>
       <w:r>
-        <w:t xml:space="preserve">이네스: 모렐은? 피부관리사를 위해 서명하는 의사라니, 좀 역겨워.</w:t>
+        <w:t xml:space="preserve">이네스: 퓌졸은? 피부관리사를 위해 서명하는 의사라니, 좀 역겨워.</w:t>
       </w:r>
     </w:p>
     <w:p>
